--- a/论文/08_参考文献.docx
+++ b/论文/08_参考文献.docx
@@ -2,7 +2,7 @@
 <file path=word/document.xml><?xml version="1.0" encoding="utf-8"?>
 <w:document xmlns:w="http://schemas.openxmlformats.org/wordprocessingml/2006/main" xmlns:m="http://schemas.openxmlformats.org/officeDocument/2006/math" xmlns:r="http://schemas.openxmlformats.org/officeDocument/2006/relationships" xmlns:o="urn:schemas-microsoft-com:office:office" xmlns:v="urn:schemas-microsoft-com:vml" xmlns:w10="urn:schemas-microsoft-com:office:word" xmlns:a="http://schemas.openxmlformats.org/drawingml/2006/main" xmlns:pic="http://schemas.openxmlformats.org/drawingml/2006/picture" xmlns:wp="http://schemas.openxmlformats.org/drawingml/2006/wordprocessingDrawing">
   <w:body>
-    <w:bookmarkStart w:id="14" w:name="参考文献"/>
+    <w:bookmarkStart w:id="11" w:name="参考文献"/>
     <w:p>
       <w:pPr>
         <w:pStyle w:val="Heading1"/>
@@ -10,8 +10,12 @@
       <w:r>
         <w:rPr>
           <w:rFonts w:hint="eastAsia"/>
-        </w:rPr>
-        <w:t xml:space="preserve">参考文献</w:t>
+          <w:b/>
+          <w:bCs/>
+          <w:i/>
+          <w:iCs/>
+        </w:rPr>
+        <w:t xml:space="preserve">*参考文献*</w:t>
       </w:r>
     </w:p>
     <w:p>
@@ -19,56 +23,13 @@
         <w:pStyle w:val="FirstParagraph"/>
       </w:pPr>
       <w:r>
-        <w:t xml:space="preserve">[1] </w:t>
-      </w:r>
-      <w:r>
-        <w:rPr>
-          <w:rFonts w:hint="eastAsia"/>
-        </w:rPr>
-        <w:t xml:space="preserve">陈星,</w:t>
-      </w:r>
-      <w:r>
-        <w:t xml:space="preserve"> </w:t>
-      </w:r>
-      <w:r>
-        <w:rPr>
-          <w:rFonts w:hint="eastAsia"/>
-        </w:rPr>
-        <w:t xml:space="preserve">孙杰.</w:t>
-      </w:r>
-      <w:r>
-        <w:t xml:space="preserve"> </w:t>
-      </w:r>
-      <w:r>
-        <w:rPr>
-          <w:rFonts w:hint="eastAsia"/>
-        </w:rPr>
-        <w:t xml:space="preserve">基于</w:t>
-      </w:r>
-      <w:r>
-        <w:t xml:space="preserve"> Proxmox VE </w:t>
-      </w:r>
-      <w:r>
-        <w:rPr>
-          <w:rFonts w:hint="eastAsia"/>
-        </w:rPr>
-        <w:t xml:space="preserve">的开源云计算平台设计与实现[J].</w:t>
-      </w:r>
-      <w:r>
-        <w:t xml:space="preserve"> </w:t>
-      </w:r>
-      <w:r>
-        <w:rPr>
-          <w:rFonts w:hint="eastAsia"/>
-        </w:rPr>
-        <w:t xml:space="preserve">计算机工程与科学,</w:t>
-      </w:r>
-      <w:r>
-        <w:t xml:space="preserve"> 2021, 43(3): 412-419.</w:t>
-      </w:r>
-      <w:r>
-        <w:br/>
-      </w:r>
+        <w:t xml:space="preserve">[1] Abdurrahman, Soni, Afdhil Hafid. OPTIMALISASI SUMBER DAYA KOMPUTER DENGAN VIRTUALISASI SERVER MENGGUNAKAN PROXMOX VE[J]. JURNAL FASILKOM, 2019, 8(2): 369-376.</w:t>
+      </w:r>
+    </w:p>
+    <w:p>
+      <w:pPr>
+        <w:pStyle w:val="BodyText"/>
+      </w:pPr>
       <w:r>
         <w:t xml:space="preserve">[2] </w:t>
       </w:r>
@@ -76,19 +37,447 @@
         <w:rPr>
           <w:rFonts w:hint="eastAsia"/>
         </w:rPr>
-        <w:t xml:space="preserve">尤雨溪.</w:t>
-      </w:r>
-      <w:r>
-        <w:t xml:space="preserve"> </w:t>
-      </w:r>
-      <w:r>
-        <w:rPr>
-          <w:rFonts w:hint="eastAsia"/>
-        </w:rPr>
-        <w:t xml:space="preserve">渐进式前端框架</w:t>
-      </w:r>
-      <w:r>
-        <w:t xml:space="preserve"> Vue.js [EB/OL].</w:t>
+        <w:t xml:space="preserve">李朝兵,</w:t>
+      </w:r>
+      <w:r>
+        <w:t xml:space="preserve"> </w:t>
+      </w:r>
+      <w:r>
+        <w:rPr>
+          <w:rFonts w:hint="eastAsia"/>
+        </w:rPr>
+        <w:t xml:space="preserve">张涛涛,</w:t>
+      </w:r>
+      <w:r>
+        <w:t xml:space="preserve"> </w:t>
+      </w:r>
+      <w:r>
+        <w:rPr>
+          <w:rFonts w:hint="eastAsia"/>
+        </w:rPr>
+        <w:t xml:space="preserve">都升升.</w:t>
+      </w:r>
+      <w:r>
+        <w:t xml:space="preserve"> </w:t>
+      </w:r>
+      <w:r>
+        <w:rPr>
+          <w:rFonts w:hint="eastAsia"/>
+        </w:rPr>
+        <w:t xml:space="preserve">Proxmox虚拟化平台简介[J].</w:t>
+      </w:r>
+      <w:r>
+        <w:t xml:space="preserve"> </w:t>
+      </w:r>
+      <w:r>
+        <w:rPr>
+          <w:rFonts w:hint="eastAsia"/>
+        </w:rPr>
+        <w:t xml:space="preserve">研究·技术与应用,</w:t>
+      </w:r>
+      <w:r>
+        <w:t xml:space="preserve"> 2018(10): 50-53.</w:t>
+      </w:r>
+    </w:p>
+    <w:p>
+      <w:pPr>
+        <w:pStyle w:val="BodyText"/>
+      </w:pPr>
+      <w:r>
+        <w:t xml:space="preserve">[3] Simon M, Huraj L. VirtualBox and Proxmox VE in Network Management: A User-Centered Comparison for University Environments[C]. In: Silhavy R, Silhavy P (eds) CSOC 2023. LNNS, vol 723. Springer, Cham, 2023: 486-495.</w:t>
+      </w:r>
+    </w:p>
+    <w:p>
+      <w:pPr>
+        <w:pStyle w:val="BodyText"/>
+      </w:pPr>
+      <w:r>
+        <w:t xml:space="preserve">[4] </w:t>
+      </w:r>
+      <w:r>
+        <w:rPr>
+          <w:rFonts w:hint="eastAsia"/>
+        </w:rPr>
+        <w:t xml:space="preserve">游钐栗.</w:t>
+      </w:r>
+      <w:r>
+        <w:t xml:space="preserve"> </w:t>
+      </w:r>
+      <w:r>
+        <w:rPr>
+          <w:rFonts w:hint="eastAsia"/>
+        </w:rPr>
+        <w:t xml:space="preserve">Windows平台下基于Proxmox虚拟化环境的云桌面系统设计与应用[D].</w:t>
+      </w:r>
+      <w:r>
+        <w:t xml:space="preserve"> </w:t>
+      </w:r>
+      <w:r>
+        <w:rPr>
+          <w:rFonts w:hint="eastAsia"/>
+        </w:rPr>
+        <w:t xml:space="preserve">硕士学位论文,</w:t>
+      </w:r>
+      <w:r>
+        <w:t xml:space="preserve"> </w:t>
+      </w:r>
+      <w:r>
+        <w:rPr>
+          <w:rFonts w:hint="eastAsia"/>
+        </w:rPr>
+        <w:t xml:space="preserve">电子信息（控制工程）,</w:t>
+      </w:r>
+      <w:r>
+        <w:t xml:space="preserve"> </w:t>
+      </w:r>
+      <w:r>
+        <w:rPr>
+          <w:rFonts w:hint="eastAsia"/>
+        </w:rPr>
+        <w:t xml:space="preserve">信息科学与工程学院,</w:t>
+      </w:r>
+      <w:r>
+        <w:t xml:space="preserve"> 2023.</w:t>
+      </w:r>
+    </w:p>
+    <w:p>
+      <w:pPr>
+        <w:pStyle w:val="BodyText"/>
+      </w:pPr>
+      <w:r>
+        <w:t xml:space="preserve">[5] </w:t>
+      </w:r>
+      <w:r>
+        <w:rPr>
+          <w:rFonts w:hint="eastAsia"/>
+        </w:rPr>
+        <w:t xml:space="preserve">陈书明,</w:t>
+      </w:r>
+      <w:r>
+        <w:t xml:space="preserve"> </w:t>
+      </w:r>
+      <w:r>
+        <w:rPr>
+          <w:rFonts w:hint="eastAsia"/>
+        </w:rPr>
+        <w:t xml:space="preserve">王晶,</w:t>
+      </w:r>
+      <w:r>
+        <w:t xml:space="preserve"> </w:t>
+      </w:r>
+      <w:r>
+        <w:rPr>
+          <w:rFonts w:hint="eastAsia"/>
+        </w:rPr>
+        <w:t xml:space="preserve">余少勇,</w:t>
+      </w:r>
+      <w:r>
+        <w:t xml:space="preserve"> </w:t>
+      </w:r>
+      <w:r>
+        <w:rPr>
+          <w:rFonts w:hint="eastAsia"/>
+        </w:rPr>
+        <w:t xml:space="preserve">等.</w:t>
+      </w:r>
+      <w:r>
+        <w:t xml:space="preserve"> </w:t>
+      </w:r>
+      <w:r>
+        <w:rPr>
+          <w:rFonts w:hint="eastAsia"/>
+        </w:rPr>
+        <w:t xml:space="preserve">高校计算机实验教学系统云管理平台设计与实现——以龙岩学院为例[J].</w:t>
+      </w:r>
+      <w:r>
+        <w:t xml:space="preserve"> </w:t>
+      </w:r>
+      <w:r>
+        <w:rPr>
+          <w:rFonts w:hint="eastAsia"/>
+        </w:rPr>
+        <w:t xml:space="preserve">龙岩学院学报,</w:t>
+      </w:r>
+      <w:r>
+        <w:t xml:space="preserve"> 2025, 43(2): 91-101.</w:t>
+      </w:r>
+    </w:p>
+    <w:p>
+      <w:pPr>
+        <w:pStyle w:val="BodyText"/>
+      </w:pPr>
+      <w:r>
+        <w:t xml:space="preserve">[6] </w:t>
+      </w:r>
+      <w:r>
+        <w:rPr>
+          <w:rFonts w:hint="eastAsia"/>
+        </w:rPr>
+        <w:t xml:space="preserve">王磊.</w:t>
+      </w:r>
+      <w:r>
+        <w:t xml:space="preserve"> </w:t>
+      </w:r>
+      <w:r>
+        <w:rPr>
+          <w:rFonts w:hint="eastAsia"/>
+        </w:rPr>
+        <w:t xml:space="preserve">基于Proxmox</w:t>
+      </w:r>
+      <w:r>
+        <w:t xml:space="preserve"> </w:t>
+      </w:r>
+      <w:r>
+        <w:rPr>
+          <w:rFonts w:hint="eastAsia"/>
+        </w:rPr>
+        <w:t xml:space="preserve">VE超融合虚仿教学实训平台的设计与实现[J].</w:t>
+      </w:r>
+      <w:r>
+        <w:t xml:space="preserve"> </w:t>
+      </w:r>
+      <w:r>
+        <w:rPr>
+          <w:rFonts w:hint="eastAsia"/>
+        </w:rPr>
+        <w:t xml:space="preserve">科学技术创新,</w:t>
+      </w:r>
+      <w:r>
+        <w:t xml:space="preserve"> 2025(10): 113-116.</w:t>
+      </w:r>
+    </w:p>
+    <w:p>
+      <w:pPr>
+        <w:pStyle w:val="BodyText"/>
+      </w:pPr>
+      <w:r>
+        <w:t xml:space="preserve">[7] </w:t>
+      </w:r>
+      <w:r>
+        <w:rPr>
+          <w:rFonts w:hint="eastAsia"/>
+        </w:rPr>
+        <w:t xml:space="preserve">张振锋.</w:t>
+      </w:r>
+      <w:r>
+        <w:t xml:space="preserve"> </w:t>
+      </w:r>
+      <w:r>
+        <w:rPr>
+          <w:rFonts w:hint="eastAsia"/>
+        </w:rPr>
+        <w:t xml:space="preserve">基于Proxmox超融合虚拟化平台的设计与实现——以网络靶场竞技系统应用为例[J].</w:t>
+      </w:r>
+      <w:r>
+        <w:t xml:space="preserve"> </w:t>
+      </w:r>
+      <w:r>
+        <w:rPr>
+          <w:rFonts w:hint="eastAsia"/>
+        </w:rPr>
+        <w:t xml:space="preserve">现代信息科技,</w:t>
+      </w:r>
+      <w:r>
+        <w:t xml:space="preserve"> 2020, 4(20): 131-134.</w:t>
+      </w:r>
+    </w:p>
+    <w:p>
+      <w:pPr>
+        <w:pStyle w:val="BodyText"/>
+      </w:pPr>
+      <w:r>
+        <w:t xml:space="preserve">[8] </w:t>
+      </w:r>
+      <w:r>
+        <w:rPr>
+          <w:rFonts w:hint="eastAsia"/>
+        </w:rPr>
+        <w:t xml:space="preserve">梁晟,</w:t>
+      </w:r>
+      <w:r>
+        <w:t xml:space="preserve"> </w:t>
+      </w:r>
+      <w:r>
+        <w:rPr>
+          <w:rFonts w:hint="eastAsia"/>
+        </w:rPr>
+        <w:t xml:space="preserve">方凯明.</w:t>
+      </w:r>
+      <w:r>
+        <w:t xml:space="preserve"> </w:t>
+      </w:r>
+      <w:r>
+        <w:rPr>
+          <w:rFonts w:hint="eastAsia"/>
+        </w:rPr>
+        <w:t xml:space="preserve">基于Proxmox的云平台设计与实现[J].</w:t>
+      </w:r>
+      <w:r>
+        <w:t xml:space="preserve"> </w:t>
+      </w:r>
+      <w:r>
+        <w:rPr>
+          <w:rFonts w:hint="eastAsia"/>
+        </w:rPr>
+        <w:t xml:space="preserve">贵阳学院学报（自然科学版）,</w:t>
+      </w:r>
+      <w:r>
+        <w:t xml:space="preserve"> 2017, 12(4): 23-26.</w:t>
+      </w:r>
+    </w:p>
+    <w:p>
+      <w:pPr>
+        <w:pStyle w:val="BodyText"/>
+      </w:pPr>
+      <w:r>
+        <w:t xml:space="preserve">[9] </w:t>
+      </w:r>
+      <w:r>
+        <w:rPr>
+          <w:rFonts w:hint="eastAsia"/>
+        </w:rPr>
+        <w:t xml:space="preserve">高安邦.</w:t>
+      </w:r>
+      <w:r>
+        <w:t xml:space="preserve"> </w:t>
+      </w:r>
+      <w:r>
+        <w:rPr>
+          <w:rFonts w:hint="eastAsia"/>
+        </w:rPr>
+        <w:t xml:space="preserve">基于PVE的中职网络攻防技术课程云实训平台的设计与实现[J].</w:t>
+      </w:r>
+      <w:r>
+        <w:t xml:space="preserve"> </w:t>
+      </w:r>
+      <w:r>
+        <w:rPr>
+          <w:rFonts w:hint="eastAsia"/>
+        </w:rPr>
+        <w:t xml:space="preserve">广东教育·职教,</w:t>
+      </w:r>
+      <w:r>
+        <w:t xml:space="preserve"> 2021(3): 70-72.</w:t>
+      </w:r>
+    </w:p>
+    <w:p>
+      <w:pPr>
+        <w:pStyle w:val="BodyText"/>
+      </w:pPr>
+      <w:r>
+        <w:t xml:space="preserve">[10] </w:t>
+      </w:r>
+      <w:r>
+        <w:rPr>
+          <w:rFonts w:hint="eastAsia"/>
+        </w:rPr>
+        <w:t xml:space="preserve">陈顺荣,</w:t>
+      </w:r>
+      <w:r>
+        <w:t xml:space="preserve"> </w:t>
+      </w:r>
+      <w:r>
+        <w:rPr>
+          <w:rFonts w:hint="eastAsia"/>
+        </w:rPr>
+        <w:t xml:space="preserve">周成江,</w:t>
+      </w:r>
+      <w:r>
+        <w:t xml:space="preserve"> </w:t>
+      </w:r>
+      <w:r>
+        <w:rPr>
+          <w:rFonts w:hint="eastAsia"/>
+        </w:rPr>
+        <w:t xml:space="preserve">王伟.</w:t>
+      </w:r>
+      <w:r>
+        <w:t xml:space="preserve"> </w:t>
+      </w:r>
+      <w:r>
+        <w:rPr>
+          <w:rFonts w:hint="eastAsia"/>
+        </w:rPr>
+        <w:t xml:space="preserve">基于虚拟化技术多功能云平台的设计研究实验[J].</w:t>
+      </w:r>
+      <w:r>
+        <w:t xml:space="preserve"> </w:t>
+      </w:r>
+      <w:r>
+        <w:rPr>
+          <w:rFonts w:hint="eastAsia"/>
+        </w:rPr>
+        <w:t xml:space="preserve">软件,</w:t>
+      </w:r>
+      <w:r>
+        <w:t xml:space="preserve"> 2023, 44(6): 181-186.</w:t>
+      </w:r>
+    </w:p>
+    <w:p>
+      <w:pPr>
+        <w:pStyle w:val="BodyText"/>
+      </w:pPr>
+      <w:r>
+        <w:t xml:space="preserve">[11] </w:t>
+      </w:r>
+      <w:r>
+        <w:rPr>
+          <w:rFonts w:hint="eastAsia"/>
+        </w:rPr>
+        <w:t xml:space="preserve">王文选.</w:t>
+      </w:r>
+      <w:r>
+        <w:t xml:space="preserve"> </w:t>
+      </w:r>
+      <w:r>
+        <w:rPr>
+          <w:rFonts w:hint="eastAsia"/>
+        </w:rPr>
+        <w:t xml:space="preserve">小微分支机构采用PVE私有云开源架构的技术方案[J].</w:t>
+      </w:r>
+      <w:r>
+        <w:t xml:space="preserve"> </w:t>
+      </w:r>
+      <w:r>
+        <w:rPr>
+          <w:rFonts w:hint="eastAsia"/>
+        </w:rPr>
+        <w:t xml:space="preserve">金融科技时代,</w:t>
+      </w:r>
+      <w:r>
+        <w:t xml:space="preserve"> 2021(9): 58-61.</w:t>
+      </w:r>
+    </w:p>
+    <w:p>
+      <w:pPr>
+        <w:pStyle w:val="BodyText"/>
+      </w:pPr>
+      <w:r>
+        <w:t xml:space="preserve">[12] Proxmox </w:t>
+      </w:r>
+      <w:r>
+        <w:rPr>
+          <w:rFonts w:hint="eastAsia"/>
+        </w:rPr>
+        <w:t xml:space="preserve">VE官方文档.</w:t>
+      </w:r>
+      <w:r>
+        <w:t xml:space="preserve"> Proxmox Server Solutions GmbH. </w:t>
+      </w:r>
+      <w:r>
+        <w:rPr>
+          <w:rFonts w:hint="eastAsia"/>
+        </w:rPr>
+        <w:t xml:space="preserve">[在线].</w:t>
+      </w:r>
+      <w:r>
+        <w:t xml:space="preserve"> </w:t>
+      </w:r>
+      <w:r>
+        <w:rPr>
+          <w:rFonts w:hint="eastAsia"/>
+        </w:rPr>
+        <w:t xml:space="preserve">可用:</w:t>
       </w:r>
       <w:r>
         <w:t xml:space="preserve"> </w:t>
@@ -98,306 +487,101 @@
           <w:rPr>
             <w:rStyle w:val="Hyperlink"/>
           </w:rPr>
-          <w:t xml:space="preserve">https://vuejs.org/</w:t>
+          <w:t xml:space="preserve">https://pve.proxmox.com/wiki/Main_Page</w:t>
         </w:r>
       </w:hyperlink>
-      <w:r>
-        <w:br/>
-      </w:r>
-      <w:r>
-        <w:t xml:space="preserve">[3] Adrian Holovaty, Simon Willison. Django </w:t>
-      </w:r>
-      <w:r>
-        <w:rPr>
-          <w:rFonts w:hint="eastAsia"/>
-        </w:rPr>
-        <w:t xml:space="preserve">框架全解</w:t>
-      </w:r>
-      <w:r>
-        <w:t xml:space="preserve"> [EB/OL].</w:t>
-      </w:r>
-      <w:r>
-        <w:t xml:space="preserve"> </w:t>
+    </w:p>
+    <w:p>
+      <w:pPr>
+        <w:pStyle w:val="BodyText"/>
+      </w:pPr>
+      <w:r>
+        <w:t xml:space="preserve">[13] </w:t>
+      </w:r>
+      <w:r>
+        <w:rPr>
+          <w:rFonts w:hint="eastAsia"/>
+        </w:rPr>
+        <w:t xml:space="preserve">北京庭宇科技有限公司.Proxmox</w:t>
+      </w:r>
+      <w:r>
+        <w:t xml:space="preserve"> </w:t>
+      </w:r>
+      <w:r>
+        <w:rPr>
+          <w:rFonts w:hint="eastAsia"/>
+        </w:rPr>
+        <w:t xml:space="preserve">VE赋能的弹性私有云资源调度系统:CN119473515A[P/OL].2025-02-18[2026-04-13].</w:t>
       </w:r>
       <w:hyperlink r:id="rId10">
         <w:r>
           <w:rPr>
             <w:rStyle w:val="Hyperlink"/>
           </w:rPr>
-          <w:t xml:space="preserve">https://docs.djangoproject.com/</w:t>
+          <w:t xml:space="preserve">https://www.cqvip.com/doc/patent/00029HCIMNDG0J9W6JCG8J4P9Y</w:t>
         </w:r>
       </w:hyperlink>
       <w:r>
-        <w:br/>
-      </w:r>
-      <w:r>
-        <w:t xml:space="preserve">[4] Tom Christie. Django REST Framework API </w:t>
-      </w:r>
-      <w:r>
-        <w:rPr>
-          <w:rFonts w:hint="eastAsia"/>
-        </w:rPr>
-        <w:t xml:space="preserve">设计指南</w:t>
-      </w:r>
-      <w:r>
-        <w:t xml:space="preserve"> [EB/OL].</w:t>
-      </w:r>
-      <w:r>
-        <w:t xml:space="preserve"> </w:t>
-      </w:r>
-      <w:hyperlink r:id="rId11">
-        <w:r>
-          <w:rPr>
-            <w:rStyle w:val="Hyperlink"/>
-          </w:rPr>
-          <w:t xml:space="preserve">https://www.django-rest-framework.org/</w:t>
-        </w:r>
-      </w:hyperlink>
-      <w:r>
-        <w:br/>
-      </w:r>
-      <w:r>
-        <w:t xml:space="preserve">[5] </w:t>
-      </w:r>
-      <w:r>
-        <w:rPr>
-          <w:rFonts w:hint="eastAsia"/>
-        </w:rPr>
-        <w:t xml:space="preserve">李明,</w:t>
-      </w:r>
-      <w:r>
-        <w:t xml:space="preserve"> </w:t>
-      </w:r>
-      <w:r>
-        <w:rPr>
-          <w:rFonts w:hint="eastAsia"/>
-        </w:rPr>
-        <w:t xml:space="preserve">张华.</w:t>
-      </w:r>
-      <w:r>
-        <w:t xml:space="preserve"> </w:t>
-      </w:r>
-      <w:r>
-        <w:rPr>
-          <w:rFonts w:hint="eastAsia"/>
-        </w:rPr>
-        <w:t xml:space="preserve">基于前后端分离架构的</w:t>
-      </w:r>
-      <w:r>
-        <w:t xml:space="preserve"> Web </w:t>
-      </w:r>
-      <w:r>
-        <w:rPr>
-          <w:rFonts w:hint="eastAsia"/>
-        </w:rPr>
-        <w:t xml:space="preserve">平台设计与验证</w:t>
-      </w:r>
-      <w:r>
-        <w:t xml:space="preserve"> [J]. </w:t>
-      </w:r>
-      <w:r>
-        <w:rPr>
-          <w:rFonts w:hint="eastAsia"/>
-        </w:rPr>
-        <w:t xml:space="preserve">软件开发与工程,</w:t>
-      </w:r>
-      <w:r>
-        <w:t xml:space="preserve"> 2022, 11(2): 33-38.</w:t>
-      </w:r>
-      <w:r>
-        <w:br/>
-      </w:r>
-      <w:r>
-        <w:t xml:space="preserve">[6] Proxmox Server Solutions GmbH. Proxmox VE API Documentation [EB/OL].</w:t>
-      </w:r>
-      <w:r>
-        <w:t xml:space="preserve"> </w:t>
-      </w:r>
-      <w:hyperlink r:id="rId12">
-        <w:r>
-          <w:rPr>
-            <w:rStyle w:val="Hyperlink"/>
-          </w:rPr>
-          <w:t xml:space="preserve">https://pve.proxmox.com/pve-docs/api-viewer/</w:t>
-        </w:r>
-      </w:hyperlink>
-      <w:r>
-        <w:br/>
-      </w:r>
-      <w:r>
-        <w:t xml:space="preserve">[7] </w:t>
-      </w:r>
-      <w:r>
-        <w:rPr>
-          <w:rFonts w:hint="eastAsia"/>
-        </w:rPr>
-        <w:t xml:space="preserve">赵强.</w:t>
-      </w:r>
-      <w:r>
-        <w:t xml:space="preserve"> </w:t>
-      </w:r>
-      <w:r>
-        <w:rPr>
-          <w:rFonts w:hint="eastAsia"/>
-        </w:rPr>
-        <w:t xml:space="preserve">大语言模型在智能云运维中的探索与应用</w:t>
-      </w:r>
-      <w:r>
-        <w:t xml:space="preserve"> [J]. </w:t>
-      </w:r>
-      <w:r>
-        <w:rPr>
-          <w:rFonts w:hint="eastAsia"/>
-        </w:rPr>
-        <w:t xml:space="preserve">计算机系统应用,</w:t>
-      </w:r>
-      <w:r>
-        <w:t xml:space="preserve"> 2023, 31(8): 120-128.</w:t>
-      </w:r>
-      <w:r>
-        <w:br/>
-      </w:r>
-      <w:r>
-        <w:t xml:space="preserve">[8] </w:t>
-      </w:r>
-      <w:r>
-        <w:rPr>
-          <w:rFonts w:hint="eastAsia"/>
-        </w:rPr>
-        <w:t xml:space="preserve">王建国,</w:t>
-      </w:r>
-      <w:r>
-        <w:t xml:space="preserve"> </w:t>
-      </w:r>
-      <w:r>
-        <w:rPr>
-          <w:rFonts w:hint="eastAsia"/>
-        </w:rPr>
-        <w:t xml:space="preserve">刘波.</w:t>
-      </w:r>
-      <w:r>
-        <w:t xml:space="preserve"> RBAC </w:t>
-      </w:r>
-      <w:r>
-        <w:rPr>
-          <w:rFonts w:hint="eastAsia"/>
-        </w:rPr>
-        <w:t xml:space="preserve">权限控制系统在云平台的应用与实践</w:t>
-      </w:r>
-      <w:r>
-        <w:t xml:space="preserve"> [J]. </w:t>
-      </w:r>
-      <w:r>
-        <w:rPr>
-          <w:rFonts w:hint="eastAsia"/>
-        </w:rPr>
-        <w:t xml:space="preserve">信息技术,</w:t>
-      </w:r>
-      <w:r>
-        <w:t xml:space="preserve"> 2020, 29(4): 45-50.</w:t>
-      </w:r>
-      <w:r>
-        <w:br/>
-      </w:r>
-      <w:r>
-        <w:t xml:space="preserve">[9] </w:t>
-      </w:r>
-      <w:r>
-        <w:rPr>
-          <w:rFonts w:hint="eastAsia"/>
-        </w:rPr>
-        <w:t xml:space="preserve">杨勇.</w:t>
-      </w:r>
-      <w:r>
-        <w:t xml:space="preserve"> </w:t>
-      </w:r>
-      <w:r>
-        <w:rPr>
-          <w:rFonts w:hint="eastAsia"/>
-        </w:rPr>
-        <w:t xml:space="preserve">基于</w:t>
-      </w:r>
-      <w:r>
-        <w:t xml:space="preserve"> WebSocket </w:t>
-      </w:r>
-      <w:r>
-        <w:rPr>
-          <w:rFonts w:hint="eastAsia"/>
-        </w:rPr>
-        <w:t xml:space="preserve">和</w:t>
-      </w:r>
-      <w:r>
-        <w:t xml:space="preserve"> ASGI </w:t>
-      </w:r>
-      <w:r>
-        <w:rPr>
-          <w:rFonts w:hint="eastAsia"/>
-        </w:rPr>
-        <w:t xml:space="preserve">异步框架的</w:t>
-      </w:r>
-      <w:r>
-        <w:t xml:space="preserve"> Web </w:t>
-      </w:r>
-      <w:r>
-        <w:rPr>
-          <w:rFonts w:hint="eastAsia"/>
-        </w:rPr>
-        <w:t xml:space="preserve">终端交互系统研究</w:t>
-      </w:r>
-      <w:r>
-        <w:t xml:space="preserve"> [J]. </w:t>
-      </w:r>
-      <w:r>
-        <w:rPr>
-          <w:rFonts w:hint="eastAsia"/>
-        </w:rPr>
-        <w:t xml:space="preserve">现代计算机,</w:t>
-      </w:r>
-      <w:r>
-        <w:t xml:space="preserve"> 2021(11): 98-102.</w:t>
-      </w:r>
-      <w:r>
-        <w:br/>
-      </w:r>
-      <w:r>
-        <w:t xml:space="preserve">[10] </w:t>
-      </w:r>
-      <w:r>
-        <w:rPr>
-          <w:rFonts w:hint="eastAsia"/>
-        </w:rPr>
-        <w:t xml:space="preserve">检索增强生成</w:t>
-      </w:r>
-      <w:r>
-        <w:t xml:space="preserve"> (RAG) </w:t>
-      </w:r>
-      <w:r>
-        <w:rPr>
-          <w:rFonts w:hint="eastAsia"/>
-        </w:rPr>
-        <w:t xml:space="preserve">技术的现状与趋势分析</w:t>
-      </w:r>
-      <w:r>
-        <w:t xml:space="preserve"> [EB/OL].</w:t>
-      </w:r>
-      <w:r>
-        <w:t xml:space="preserve"> </w:t>
-      </w:r>
-      <w:hyperlink r:id="rId13">
-        <w:r>
-          <w:rPr>
-            <w:rStyle w:val="Hyperlink"/>
-          </w:rPr>
-          <w:t xml:space="preserve">https://arxiv.org/abs/xxxx.xxxx</w:t>
-        </w:r>
-      </w:hyperlink>
+        <w:t xml:space="preserve">.</w:t>
+      </w:r>
     </w:p>
     <w:p>
       <w:pPr>
         <w:pStyle w:val="BodyText"/>
       </w:pPr>
-    </w:p>
-    <w:bookmarkEnd w:id="14"/>
+      <w:r>
+        <w:t xml:space="preserve">[14] Ariyanto, Yuri.SINGLE SERVER-SIDE AND MULTIPLE VIRTUAL SERVER-SIDE ARCHITECTURES: PERFORMANCE ANALYSIS ON PROXMOX VE FOR E-LEARNING SYSTEMS[J].ITEGAM-JETIA,2023,9(44):25-34.DOI:10.5935/jetia.v9i44.903.</w:t>
+      </w:r>
+    </w:p>
+    <w:p>
+      <w:pPr>
+        <w:pStyle w:val="BodyText"/>
+      </w:pPr>
+      <w:r>
+        <w:t xml:space="preserve">[15] Simon, Marek,Huraj, Ladislav.VirtualBox and Proxmox VE in Network Management: A User-Centered Comparison for University Environments[C].Lecture Notes in Networks and Systems.Niger,2023:486-495.DOI:10.1007/978-3-031-35317-8_44.</w:t>
+      </w:r>
+    </w:p>
+    <w:p>
+      <w:pPr>
+        <w:pStyle w:val="BodyText"/>
+      </w:pPr>
+      <w:r>
+        <w:t xml:space="preserve">[16] Kovari, A.,Dukan, P..KVM &amp; OpenVZ virtualization based IaaS open source cloud virtualization platforms: OpenNode, Proxmox VE[C].2012 IEEE 10th Jubilee International Symposium on Intelligent Systems and Informatics, SISY 2012.Canada,2012:335-339.DOI:10.1109/SISY.2012.6339540.</w:t>
+      </w:r>
+    </w:p>
+    <w:p>
+      <w:pPr>
+        <w:pStyle w:val="BodyText"/>
+      </w:pPr>
+      <w:r>
+        <w:t xml:space="preserve">[17] Oleksiuk, Vasyl P.,Spirin, Oleg M.,Holovnia, Olena S., et al.Evaluating the effectiveness of a cloud-based laboratory for teaching Linux operating systems to Computer Science students[C].CEUR Workshop Proceedings.Republic of Korea,2024:111-126.</w:t>
+      </w:r>
+    </w:p>
+    <w:p>
+      <w:pPr>
+        <w:pStyle w:val="BodyText"/>
+      </w:pPr>
+      <w:r>
+        <w:t xml:space="preserve">[18] Baun, Christian,Kappes, Martin,Cocos, Henry-Norbert, et al.DESIGN AND IMPLEMENTATION OF A VIRTUAL LAB PLATFORM FOR ACADEMIC TEACHING: EXPERIENCE IN THE DEVELOPMENT AND USE OF A NEW PLATFORM FOR THE DIGITIZATION OF LABORATORIES FOR COMPUTER SCIENCE CLASSES[C].Proceedings of the International Conferences on Applied Computing and WWW/Internet 2024.Greece,2024:3-12.</w:t>
+      </w:r>
+    </w:p>
+    <w:p>
+      <w:pPr>
+        <w:pStyle w:val="BodyText"/>
+      </w:pPr>
+      <w:r>
+        <w:t xml:space="preserve">[19] Algarni, Sultan Abdullah,Ikbal, Mohammad Rafi,Alroobaea, Roobaea, et al.Performance evaluation of Xen, KVM, and proxmox hypervisors[J].International Journal of Open Source Software and Processes,2018,9(2):39-54.DOI:10.4018/IJOSSP.2018040103.</w:t>
+      </w:r>
+    </w:p>
+    <w:p>
+      <w:pPr>
+        <w:pStyle w:val="BodyText"/>
+      </w:pPr>
+      <w:r>
+        <w:t xml:space="preserve">[20] Chang, Bao Rong,Tsai, Hsiu-Fen,Chen, Chi-Ming, et al.Assessment of hypervisor and shared storage for cloud computing server[C].Proceedings - 3rd International Conference on Innovations in Bio-Inspired Computing and Applications, IBICA 2012.Italy,2012:67-72.DOI:10.1109/IBICA.2012.68.</w:t>
+      </w:r>
+    </w:p>
+    <w:bookmarkEnd w:id="11"/>
     <w:sectPr>
       <w:footnotePr>
         <w:numRestart w:val="eachSect"/>
